--- a/Volume 1/Chapter 02 - Language Fundamentals/SPA_Vol1_Ch2_Lesson2_13a_EXTENDED_Working_With_Directories.docx
+++ b/Volume 1/Chapter 02 - Language Fundamentals/SPA_Vol1_Ch2_Lesson2_13a_EXTENDED_Working_With_Directories.docx
@@ -764,7 +764,6 @@
     <w:p>
       <w:pPr>
         <w:pStyle w:val="CommandBlock"/>
-        <w:keepNext/>
       </w:pPr>
       <w:r>
         <w:t xml:space="preserve">    Out-Null</w:t>
@@ -772,42 +771,163 @@
     </w:p>
     <w:p>
       <w:pPr>
+        <w:keepNext/>
+      </w:pPr>
+    </w:p>
+    <w:p>
+      <w:pPr>
+        <w:keepNext/>
+      </w:pPr>
+      <w:r>
+        <w:t>Next, let the tools create the Rust and Solidity projects: cargo init writes Cargo.toml, Remove-Item deletes the starter main.rs because the programs are in src\bin, and forge init --empty makes the Foundry project.</w:t>
+      </w:r>
+    </w:p>
+    <w:p>
+      <w:pPr>
+        <w:keepNext/>
+      </w:pPr>
+    </w:p>
+    <w:p>
+      <w:pPr>
         <w:pStyle w:val="CommandBlock"/>
         <w:keepNext/>
       </w:pPr>
       <w:r>
-        <w:t>New-Item -ItemType Directory -Force `</w:t>
+        <w:t>cargo init .\rust --name sandbox --vcs none</w:t>
       </w:r>
     </w:p>
     <w:p>
       <w:pPr>
         <w:pStyle w:val="CommandBlock"/>
-      </w:pPr>
-      <w:r>
-        <w:t xml:space="preserve">    "$HOME\spa\lesson-2.13-extended\solidity\script" | Out-Null</w:t>
-      </w:r>
-    </w:p>
-    <w:p>
-      <w:pPr>
-        <w:keepNext/>
-      </w:pPr>
-    </w:p>
-    <w:p>
-      <w:pPr>
-        <w:keepNext/>
-      </w:pPr>
-      <w:r>
-        <w:t>Save each file from this lesson into the matching path in the project layout. As in Chapter 1, notepad .\rust\Cargo.toml creates and opens one: choose Yes, type the file, save it with Ctrl+S, and close Notepad. Then install forge-std, Foundry's standard library, into the Solidity project. Linux Assembly runs in WSL or on a Linux computer.</w:t>
-      </w:r>
-    </w:p>
-    <w:p>
-      <w:pPr>
-        <w:keepNext/>
-      </w:pPr>
+        <w:keepNext/>
+      </w:pPr>
+      <w:r>
+        <w:t>Remove-Item .\rust\src\main.rs</w:t>
+      </w:r>
     </w:p>
     <w:p>
       <w:pPr>
         <w:pStyle w:val="CommandBlock"/>
+      </w:pPr>
+      <w:r>
+        <w:t>forge init .\solidity --empty --no-git --offline</w:t>
+      </w:r>
+    </w:p>
+    <w:p>
+      <w:pPr>
+        <w:keepNext/>
+      </w:pPr>
+    </w:p>
+    <w:p>
+      <w:r>
+        <w:t>Then replace the foundry.toml that forge init wrote with this lesson's settings. notepad .\solidity\foundry.toml opens it: select everything with Ctrl+A, type the file below in its place, save it with Ctrl+S, and close Notepad. Its fs_permissions line gives the scripts read and write access to the solidity folder, and nowhere else.</w:t>
+      </w:r>
+    </w:p>
+    <w:p>
+      <w:pPr>
+        <w:keepNext/>
+      </w:pPr>
+    </w:p>
+    <w:p>
+      <w:pPr>
+        <w:pStyle w:val="Heading3"/>
+      </w:pPr>
+      <w:r>
+        <w:t>solidity/foundry.toml</w:t>
+      </w:r>
+    </w:p>
+    <w:p>
+      <w:pPr>
+        <w:pStyle w:val="SourceCode"/>
+        <w:keepNext/>
+      </w:pPr>
+      <w:r>
+        <w:t>[profile.default]</w:t>
+      </w:r>
+    </w:p>
+    <w:p>
+      <w:pPr>
+        <w:pStyle w:val="SourceCode"/>
+        <w:keepNext/>
+      </w:pPr>
+      <w:r>
+        <w:t># The scripts in script/ are the only Solidity sources in this project.</w:t>
+      </w:r>
+    </w:p>
+    <w:p>
+      <w:pPr>
+        <w:pStyle w:val="SourceCode"/>
+        <w:keepNext/>
+      </w:pPr>
+      <w:r>
+        <w:t>src = "script"</w:t>
+      </w:r>
+    </w:p>
+    <w:p>
+      <w:pPr>
+        <w:pStyle w:val="SourceCode"/>
+        <w:keepNext/>
+      </w:pPr>
+      <w:r>
+        <w:t># forge install puts forge-std in lib/.</w:t>
+      </w:r>
+    </w:p>
+    <w:p>
+      <w:pPr>
+        <w:pStyle w:val="SourceCode"/>
+        <w:keepNext/>
+      </w:pPr>
+      <w:r>
+        <w:t>libs = ["lib"]</w:t>
+      </w:r>
+    </w:p>
+    <w:p>
+      <w:pPr>
+        <w:pStyle w:val="SourceCode"/>
+        <w:keepNext/>
+      </w:pPr>
+      <w:r>
+        <w:t># The directory cheatcodes may read and write only inside this folder,</w:t>
+      </w:r>
+    </w:p>
+    <w:p>
+      <w:pPr>
+        <w:pStyle w:val="SourceCode"/>
+        <w:keepNext/>
+      </w:pPr>
+      <w:r>
+        <w:t># the project root, and nowhere else on the computer.</w:t>
+      </w:r>
+    </w:p>
+    <w:p>
+      <w:pPr>
+        <w:pStyle w:val="SourceCode"/>
+      </w:pPr>
+      <w:r>
+        <w:t>fs_permissions = [{ access = "read-write", path = "./" }]</w:t>
+      </w:r>
+    </w:p>
+    <w:p>
+      <w:pPr>
+        <w:keepNext/>
+      </w:pPr>
+    </w:p>
+    <w:p>
+      <w:pPr>
+        <w:keepNext/>
+      </w:pPr>
+      <w:r>
+        <w:t>Then install forge-std, Foundry's standard library, into the Solidity project.</w:t>
+      </w:r>
+    </w:p>
+    <w:p>
+      <w:pPr>
+        <w:keepNext/>
+      </w:pPr>
+    </w:p>
+    <w:p>
+      <w:pPr>
+        <w:pStyle w:val="CommandBlock"/>
         <w:keepNext/>
       </w:pPr>
       <w:r>
@@ -837,6 +957,16 @@
       </w:pPr>
     </w:p>
     <w:p>
+      <w:r>
+        <w:t>You save each source file in its language's section below, as each is shown. As in Chapter 1, notepad .\rust\src\bin\basic_sandbox.rs creates and opens one: choose Yes, type the file, save it with Ctrl+S, and close Notepad. Linux Assembly runs in WSL or on a Linux computer.</w:t>
+      </w:r>
+    </w:p>
+    <w:p>
+      <w:pPr>
+        <w:keepNext/>
+      </w:pPr>
+    </w:p>
+    <w:p>
       <w:pPr>
         <w:keepNext/>
       </w:pPr>
@@ -877,7 +1007,7 @@
         <w:keepNext/>
       </w:pPr>
       <w:r>
-        <w:t>mkdir -p "$HOME/spa/lesson-2.13-extended/"{rust/src/bin,erlang,solidity/script}</w:t>
+        <w:t>mkdir -p "$HOME/spa/lesson-2.13-extended/"{rust/src/bin,erlang}</w:t>
       </w:r>
     </w:p>
     <w:p>
@@ -898,7 +1028,7 @@
         <w:keepNext/>
       </w:pPr>
       <w:r>
-        <w:t>Save each file from this lesson into the matching path in the project layout. As in Chapter 1, nano ./rust/Cargo.toml creates and opens one: type the file, then save and close it with Ctrl+O, Enter, then Ctrl+X. Then install forge-std.</w:t>
+        <w:t>Then create the Rust and Solidity projects with the same commands as on Windows; rm deletes the starter main.rs.</w:t>
       </w:r>
     </w:p>
     <w:p>
@@ -909,9 +1039,63 @@
     <w:p>
       <w:pPr>
         <w:pStyle w:val="CommandBlock"/>
+        <w:keepNext/>
+      </w:pPr>
+      <w:r>
+        <w:t>cargo init ./rust --name sandbox --vcs none</w:t>
+      </w:r>
+    </w:p>
+    <w:p>
+      <w:pPr>
+        <w:pStyle w:val="CommandBlock"/>
+        <w:keepNext/>
+      </w:pPr>
+      <w:r>
+        <w:t>rm ./rust/src/main.rs</w:t>
+      </w:r>
+    </w:p>
+    <w:p>
+      <w:pPr>
+        <w:pStyle w:val="CommandBlock"/>
+      </w:pPr>
+      <w:r>
+        <w:t>forge init ./solidity --empty --no-git --offline</w:t>
+      </w:r>
+    </w:p>
+    <w:p>
+      <w:pPr>
+        <w:keepNext/>
+      </w:pPr>
+    </w:p>
+    <w:p>
+      <w:pPr>
+        <w:keepNext/>
+      </w:pPr>
+      <w:r>
+        <w:t>Replace solidity/foundry.toml with the file shown in the Windows setup; nano ./solidity/foundry.toml opens it. Then install forge-std.</w:t>
+      </w:r>
+    </w:p>
+    <w:p>
+      <w:pPr>
+        <w:keepNext/>
+      </w:pPr>
+    </w:p>
+    <w:p>
+      <w:pPr>
+        <w:pStyle w:val="CommandBlock"/>
       </w:pPr>
       <w:r>
         <w:t>(cd ./solidity &amp;&amp; forge install foundry-rs/forge-std@v1.16.2 --no-git)</w:t>
+      </w:r>
+    </w:p>
+    <w:p>
+      <w:pPr>
+        <w:keepNext/>
+      </w:pPr>
+    </w:p>
+    <w:p>
+      <w:r>
+        <w:t>You save each source file in its language's section below, as each is shown. As in Chapter 1, nano ./rust/src/bin/basic_sandbox.rs creates and opens one: type the file, then save and close it with Ctrl+O, Enter, then Ctrl+X.</w:t>
       </w:r>
     </w:p>
     <w:p>
@@ -22852,7 +23036,7 @@
     </w:p>
     <w:p>
       <w:r>
-        <w:t>Cargo.toml names this lesson's package, sandbox, and its two programs. foundry.toml is the same as in Lesson 2.12a, plus one line: fs_permissions gives the scripts read and write access to the solidity folder, and nowhere else.</w:t>
+        <w:t>This is the Cargo.toml that cargo init wrote, shown here so you can check yours. The [package] lines match; yours also ends with an empty [dependencies] heading, and the line that starts with # is a note for you, not something cargo writes: each file in src/bin/ becomes its own program, basic_sandbox and sandbox.</w:t>
       </w:r>
     </w:p>
     <w:p>
@@ -22921,95 +23105,6 @@
       </w:pPr>
       <w:r>
         <w:t># Each file in src/bin/ becomes its own program: basic_sandbox and sandbox.</w:t>
-      </w:r>
-    </w:p>
-    <w:p>
-      <w:pPr>
-        <w:keepNext/>
-      </w:pPr>
-    </w:p>
-    <w:p>
-      <w:pPr>
-        <w:keepNext/>
-      </w:pPr>
-    </w:p>
-    <w:p>
-      <w:pPr>
-        <w:pStyle w:val="Heading2"/>
-      </w:pPr>
-      <w:r>
-        <w:t>solidity/foundry.toml</w:t>
-      </w:r>
-    </w:p>
-    <w:p>
-      <w:pPr>
-        <w:pStyle w:val="SourceCode"/>
-        <w:keepNext/>
-      </w:pPr>
-      <w:r>
-        <w:t>[profile.default]</w:t>
-      </w:r>
-    </w:p>
-    <w:p>
-      <w:pPr>
-        <w:pStyle w:val="SourceCode"/>
-        <w:keepNext/>
-      </w:pPr>
-      <w:r>
-        <w:t># The scripts in script/ are the only Solidity sources in this project.</w:t>
-      </w:r>
-    </w:p>
-    <w:p>
-      <w:pPr>
-        <w:pStyle w:val="SourceCode"/>
-        <w:keepNext/>
-      </w:pPr>
-      <w:r>
-        <w:t>src = "script"</w:t>
-      </w:r>
-    </w:p>
-    <w:p>
-      <w:pPr>
-        <w:pStyle w:val="SourceCode"/>
-        <w:keepNext/>
-      </w:pPr>
-      <w:r>
-        <w:t># forge install puts forge-std in lib/.</w:t>
-      </w:r>
-    </w:p>
-    <w:p>
-      <w:pPr>
-        <w:pStyle w:val="SourceCode"/>
-        <w:keepNext/>
-      </w:pPr>
-      <w:r>
-        <w:t>libs = ["lib"]</w:t>
-      </w:r>
-    </w:p>
-    <w:p>
-      <w:pPr>
-        <w:pStyle w:val="SourceCode"/>
-        <w:keepNext/>
-      </w:pPr>
-      <w:r>
-        <w:t># The directory cheatcodes may read and write only inside this folder,</w:t>
-      </w:r>
-    </w:p>
-    <w:p>
-      <w:pPr>
-        <w:pStyle w:val="SourceCode"/>
-        <w:keepNext/>
-      </w:pPr>
-      <w:r>
-        <w:t># the project root, and nowhere else on the computer.</w:t>
-      </w:r>
-    </w:p>
-    <w:p>
-      <w:pPr>
-        <w:pStyle w:val="SourceCode"/>
-      </w:pPr>
-      <w:r>
-        <w:t>fs_permissions = [{ access = "read-write", path = "./" }]</w:t>
       </w:r>
     </w:p>
     <w:p>
@@ -24490,31 +24585,31 @@
       </w:rPr>
     </w:lvl>
   </w:abstractNum>
-  <w:num w:numId="1" w16cid:durableId="639307760">
+  <w:num w:numId="1" w16cid:durableId="1359817896">
     <w:abstractNumId w:val="8"/>
   </w:num>
-  <w:num w:numId="2" w16cid:durableId="937710098">
+  <w:num w:numId="2" w16cid:durableId="317391670">
     <w:abstractNumId w:val="6"/>
   </w:num>
-  <w:num w:numId="3" w16cid:durableId="793600713">
+  <w:num w:numId="3" w16cid:durableId="2007856544">
     <w:abstractNumId w:val="5"/>
   </w:num>
-  <w:num w:numId="4" w16cid:durableId="1429962326">
+  <w:num w:numId="4" w16cid:durableId="710769801">
     <w:abstractNumId w:val="4"/>
   </w:num>
-  <w:num w:numId="5" w16cid:durableId="2097356546">
+  <w:num w:numId="5" w16cid:durableId="1488936511">
     <w:abstractNumId w:val="7"/>
   </w:num>
-  <w:num w:numId="6" w16cid:durableId="453449224">
+  <w:num w:numId="6" w16cid:durableId="1979650957">
     <w:abstractNumId w:val="3"/>
   </w:num>
-  <w:num w:numId="7" w16cid:durableId="1929997857">
+  <w:num w:numId="7" w16cid:durableId="800540731">
     <w:abstractNumId w:val="2"/>
   </w:num>
-  <w:num w:numId="8" w16cid:durableId="1226380901">
+  <w:num w:numId="8" w16cid:durableId="1451588807">
     <w:abstractNumId w:val="1"/>
   </w:num>
-  <w:num w:numId="9" w16cid:durableId="1083722656">
+  <w:num w:numId="9" w16cid:durableId="1887908645">
     <w:abstractNumId w:val="0"/>
   </w:num>
 </w:numbering>

--- a/Volume 1/Chapter 02 - Language Fundamentals/SPA_Vol1_Ch2_Lesson2_13a_EXTENDED_Working_With_Directories.docx
+++ b/Volume 1/Chapter 02 - Language Fundamentals/SPA_Vol1_Ch2_Lesson2_13a_EXTENDED_Working_With_Directories.docx
@@ -95,10 +95,7 @@
     </w:p>
     <w:p>
       <w:r>
-        <w:t>Lesson 2.13 explains why a program that changes the computer works in one clearly named place, checks before it changes anything, touches only what it created, and cleans up after itself. These four languages show what the directory tools of C#, Python, and the others do for you. Assembly calls the C library and reads the directory records byte by byte. Rust and Erlang have complete directory tools in their standard libraries. Solidity has none at all: a contract never sees a file system, and only Foundry's</w:t>
-      </w:r>
-      <w:r>
-        <w:t xml:space="preserve"> test tools let a script create a directory. Read Lesson 2.13 first; this companion builds on it.</w:t>
+        <w:t>Lesson 2.13 explains why a program that changes the computer works in one clearly named place, checks before it changes anything, touches only what it created, and cleans up after itself. These four languages show what the directory tools of C#, Python, and the others do for you. Assembly calls the C library and reads the directory records byte by byte. Rust and Erlang have complete directory tools in their standard libraries. Solidity has none at all: a contract never sees a file system, and only Foundry's test tools let a script create a directory. Read Lesson 2.13 first; this companion builds on it.</w:t>
       </w:r>
     </w:p>
     <w:p>
@@ -1420,10 +1417,7 @@
     </w:p>
     <w:p>
       <w:r>
-        <w:t>Assembly has no directory tools of its own, so it makes the same C library calls as the C version of Lesson 2.13. Windows' C library names three of them _getcwd, _mkdir, and _rmdir; Linux calls them getcwd, mkdir, and rmdir. Both check existence with access (_access on Windows), which needs no record, and both use rename, opendir, readdir, and closedir. readdir returns the address of a struct dirent record whose d_name field holds the entry's name: 8 bytes into the record on Windows and 19 on Linux, so an e</w:t>
-      </w:r>
-      <w:r>
-        <w:t>qu names that offset in each file. Each name is copied into its own row with strcpy, and the program sorts a list of the rows' addresses with the C library's qsort and a compare_names function, as in Lesson 2.7a, moving addresses rather than names.</w:t>
+        <w:t>Assembly has no directory tools of its own, so it makes the same C library calls as the C version of Lesson 2.13. Windows' C library names three of them _getcwd, _mkdir, and _rmdir; Linux calls them getcwd, mkdir, and rmdir. Both check existence with access (_access on Windows), which needs no record, and both use rename, opendir, readdir, and closedir. readdir returns the address of a struct dirent record whose d_name field holds the entry's name: 8 bytes into the record on Windows and 19 on Linux, so an equ names that offset in each file. Each name is copied into its own row with strcpy, and the program sorts a list of the rows' addresses with the C library's qsort and a compare_names function, as in Lesson 2.7a, moving addresses rather than names.</w:t>
       </w:r>
     </w:p>
     <w:p>
@@ -6643,10 +6637,7 @@
     </w:p>
     <w:p>
       <w:r>
-        <w:t>The production-minded version prints the same lines. The subdirectory names live in one dq list, subdirectories, whose count equ works out, so the program creates and removes them with loops. directory_exists wraps _access, join_path wraps snprintf, report_failure prints an Error line on stderr, and list_entries lists and sorts a directory and returns the count in rax, or -1 when it cannot open the directory. main checks every return code and, on a failure, reports it and returns 1, as parse_port's caller d</w:t>
-      </w:r>
-      <w:r>
-        <w:t>id in Lesson 2.11a.</w:t>
+        <w:t>The production-minded version prints the same lines. The subdirectory names live in one dq list, subdirectories, whose count equ works out, so the program creates and removes them with loops. directory_exists wraps _access, join_path wraps snprintf, report_failure prints an Error line on stderr, and list_entries lists and sorts a directory and returns the count in rax, or -1 when it cannot open the directory. main checks every return code and, on a failure, reports it and returns 1, as parse_port's caller did in Lesson 2.11a.</w:t>
       </w:r>
     </w:p>
     <w:p>
@@ -16154,10 +16145,7 @@
     </w:p>
     <w:p>
       <w:r>
-        <w:t>Start with the most direct version: main checks that both names are free with filelib:is_file, prints file:get_cwd(), creates spa-sandbox with file:make_dir, renames it with file:rename, joins the two inner paths with filename:join, lists spa-inventory with file:list_dir, sorts with lists:sort, prints with print_entries, and removes the three directories with file:del_dir. It matches only the success pattern, such as ok = file:make_dir(...), so a failure stops the program with a badmatch error. Every step i</w:t>
-      </w:r>
-      <w:r>
-        <w:t>s commented, so read the comments as you type it.</w:t>
+        <w:t>Start with the most direct version: main checks that both names are free with filelib:is_file, prints file:get_cwd(), creates spa-sandbox with file:make_dir, renames it with file:rename, joins the two inner paths with filename:join, lists spa-inventory with file:list_dir, sorts with lists:sort, prints with print_entries, and removes the three directories with file:del_dir. It matches only the success pattern, such as ok = file:make_dir(...), so a failure stops the program with a badmatch error. Every step is commented, so read the comments as you type it.</w:t>
       </w:r>
     </w:p>
     <w:p>
@@ -17359,10 +17347,7 @@
     </w:p>
     <w:p>
       <w:r>
-        <w:t>The production-minded version prints the same lines. The subdirectory names live in one -define macro, SUBDIRECTORIES, so create_all and remove_all walk the list. check turns an operation's {error, Reason} into {error, Message}, and list_entries returns {ok, Names} or {error, Message}, as parse_port did in Lesson 2.11a. The work runs as five steps, show_working through remove_sandbox: each prints its lines and then calls the next, or hands back the first {error, Message}, so nothing after a failure runs. ma</w:t>
-      </w:r>
-      <w:r>
-        <w:t>in prints that one Error line and calls init:stop(1). Remember, init:stop(1) lets every printed line reach the screen before exit code 1, so it is the last thing main does.</w:t>
+        <w:t>The production-minded version prints the same lines. The subdirectory names live in one -define macro, SUBDIRECTORIES, so create_all and remove_all walk the list. check turns an operation's {error, Reason} into {error, Message}, and list_entries returns {ok, Names} or {error, Message}, as parse_port did in Lesson 2.11a. The work runs as five steps, show_working through remove_sandbox: each prints its lines and then calls the next, or hands back the first {error, Message}, so nothing after a failure runs. main prints that one Error line and calls init:stop(1). Remember, init:stop(1) lets every printed line reach the screen before exit code 1, so it is the last thing main does.</w:t>
       </w:r>
     </w:p>
     <w:p>
@@ -19476,10 +19461,7 @@
     </w:p>
     <w:p>
       <w:r>
-        <w:t>A contract on a real chain has no files or directories at all. Foundry's vm adds directory cheatcodes that work only while forge runs a script: exists, createDir, readDir, removeDir, and projectRoot. They work only where foundry.toml's fs_permissions allows, here the solidity folder, and a relative path starts from the project root, the folder holding foundry.toml. So this script's sandbox is .\solidity\spa-sandbox, and it prints its Project root instead of a working directory. Solidity cannot tell which sy</w:t>
-      </w:r>
-      <w:r>
-        <w:t>stem it runs on, so it joins paths with /, which Windows, Linux, and macOS all accept. Foundry has no rename cheatcode, so the script creates spa-inventory and removes the still-empty spa-sandbox, which leaves the same result for an empty directory. A failure is a revert, which forge reports on the error stream as Error: script failed: with exit code 1.</w:t>
+        <w:t>A contract on a real chain has no files or directories at all. Foundry's vm adds directory cheatcodes that work only while forge runs a script: exists, createDir, readDir, removeDir, and projectRoot. They work only where foundry.toml's fs_permissions allows, here the solidity folder, and a relative path starts from the project root, the folder holding foundry.toml. So this script's sandbox is .\solidity\spa-sandbox, and it prints its Project root instead of a working directory. Solidity cannot tell which system it runs on, so it joins paths with /, which Windows, Linux, and macOS all accept. Foundry has no rename cheatcode, so the script creates spa-inventory and removes the still-empty spa-sandbox, which leaves the same result for an empty directory. A failure is a revert, which forge reports on the error stream as Error: script failed: with exit code 1.</w:t>
       </w:r>
     </w:p>
     <w:p>
@@ -22765,10 +22747,7 @@
         <w:keepNext/>
       </w:pPr>
       <w:r>
-        <w:t>Now prove that the script never touches a directory it did not create. The first line creates .\solidity\spa-sandbox by hand, standing in for a folder that was already there: New-Item -ItemType Directory creates a directory, and | Out-Null hides the listing New-Item prints. The script's sandbox lives in the solidity folder, so that is where the directory is made. Then the script runs, $LASTEXITCODE shows its exit code, Test-Path checks that the directory is still there, and Remove-Item removes the directory</w:t>
-      </w:r>
-      <w:r>
-        <w:t xml:space="preserve"> you created, so the folder is as it was.</w:t>
+        <w:t>Now prove that the script never touches a directory it did not create. The first line creates .\solidity\spa-sandbox by hand, standing in for a folder that was already there: New-Item -ItemType Directory creates a directory, and | Out-Null hides the listing New-Item prints. The script's sandbox lives in the solidity folder, so that is where the directory is made. Then the script runs, $LASTEXITCODE shows its exit code, Test-Path checks that the directory is still there, and Remove-Item removes the directory you created, so the folder is as it was.</w:t>
       </w:r>
     </w:p>
     <w:p>
@@ -23551,10 +23530,7 @@
     </w:p>
     <w:p>
       <w:r>
-        <w:t>As in Lesson 2.13, the System Information Utility reuses the Working directory line in the environment part of its report, and the directory_exists and list_entries pieces to check a path and list a folder the same way on every run. Assembly's list_entries shows what every directory listing does inside: open, read records until there are none, skip . and .., copy each name, and sort. The Chapter 3 file explorer builds on that listing, and Lessons 2.14 through 2.16 reuse the safety workflow: check first, cha</w:t>
-      </w:r>
-      <w:r>
-        <w:t>nge only what the program owns, and give the learner a direct way to undo it.</w:t>
+        <w:t>As in Lesson 2.13, the System Information Utility reuses the Working directory line in the environment part of its report, and the directory_exists and list_entries pieces to check a path and list a folder the same way on every run. Assembly's list_entries shows what every directory listing does inside: open, read records until there are none, skip . and .., copy each name, and sort. The Chapter 3 file explorer builds on that listing, and Lessons 2.14 through 2.16 reuse the safety workflow: check first, change only what the program owns, and give the learner a direct way to undo it.</w:t>
       </w:r>
     </w:p>
     <w:p>
@@ -24396,10 +24372,7 @@
     </w:p>
     <w:p>
       <w:r>
-        <w:t>Every language creates, checks, renames, lists, and removes directories, sorts the listing because the system promises no order, and removes the inner directories first. Assembly shows the C library's records underneath, Rust and Erlang wrap them in safe, complete tools, and Solidity reaches directories only through Foundry, inside one permitted folder. Every program checks first and touches only what it creates, and each failure is reported the way Lesson 2.11a taught. Lesson 2.14a turns to environment inf</w:t>
-      </w:r>
-      <w:r>
-        <w:t>ormation: reading, setting, and removing a lesson-specific environment variable for the running program.</w:t>
+        <w:t>Every language creates, checks, renames, lists, and removes directories, sorts the listing because the system promises no order, and removes the inner directories first. Assembly shows the C library's records underneath, Rust and Erlang wrap them in safe, complete tools, and Solidity reaches directories only through Foundry, inside one permitted folder. Every program checks first and touches only what it creates, and each failure is reported the way Lesson 2.11a taught. Lesson 2.14a turns to environment information: reading, setting, and removing a lesson-specific environment variable for the running program.</w:t>
       </w:r>
     </w:p>
     <w:sectPr>

--- a/Volume 1/Chapter 02 - Language Fundamentals/SPA_Vol1_Ch2_Lesson2_13a_EXTENDED_Working_With_Directories.docx
+++ b/Volume 1/Chapter 02 - Language Fundamentals/SPA_Vol1_Ch2_Lesson2_13a_EXTENDED_Working_With_Directories.docx
@@ -95,7 +95,10 @@
     </w:p>
     <w:p>
       <w:r>
-        <w:t>Lesson 2.13 explains why a program that changes the computer works in one clearly named place, checks before it changes anything, touches only what it created, and cleans up after itself. These four languages show what the directory tools of C#, Python, and the others do for you. Assembly calls the C library and reads the directory records byte by byte. Rust and Erlang have complete directory tools in their standard libraries. Solidity has none at all: a contract never sees a file system, and only Foundry's test tools let a script create a directory. Read Lesson 2.13 first; this companion builds on it.</w:t>
+        <w:t>Lesson 2.13 explains why a program that changes the computer works in one clearly named place, checks before it changes anything, touches only what it created, and cleans up after itself. These four languages show what the directory tools of C#, Python, and the others do for you. Assembly calls the C library and reads the directory records byte by byte. Rust and Erlang have complete directory tools in their standard libraries. Solidity has none at all: a contract never sees a file system, and only Foundry's</w:t>
+      </w:r>
+      <w:r>
+        <w:t xml:space="preserve"> test tools let a script create a directory. Read Lesson 2.13 first; this companion builds on it.</w:t>
       </w:r>
     </w:p>
     <w:p>
@@ -839,7 +842,7 @@
         <w:keepNext/>
       </w:pPr>
       <w:r>
-        <w:t>[profile.default]</w:t>
+        <w:t>[profile.default]  # Remember, the settings forge uses by default.</w:t>
       </w:r>
     </w:p>
     <w:p>
@@ -1128,7 +1131,11 @@
         <w:pStyle w:val="ListBullet"/>
       </w:pPr>
       <w:r>
-        <w:t>What changes: inside the lesson-2.13-extended folder (for Solidity, inside its solidity folder), the program creates spa-sandbox, renames it to spa-inventory, creates servers and backups inside it (and logs, after the Exercise), and then removes all of them. When it ends, the folder is exactly as it was. Each Safety Check also has you create spa-sandbox by hand and remove it again.</w:t>
+        <w:t xml:space="preserve">What changes: inside the lesson-2.13-extended folder (for Solidity, inside its solidity folder), the program creates spa-sandbox, renames it to spa-inventory, creates servers and backups inside it (and logs, after the </w:t>
+      </w:r>
+      <w:r>
+        <w:lastRenderedPageBreak/>
+        <w:t>Exercise), and then removes all of them. When it ends, the folder is exactly as it was. Each Safety Check also has you create spa-sandbox by hand and remove it again.</w:t>
       </w:r>
     </w:p>
     <w:p>
@@ -1417,7 +1424,14 @@
     </w:p>
     <w:p>
       <w:r>
-        <w:t>Assembly has no directory tools of its own, so it makes the same C library calls as the C version of Lesson 2.13. Windows' C library names three of them _getcwd, _mkdir, and _rmdir; Linux calls them getcwd, mkdir, and rmdir. Both check existence with access (_access on Windows), which needs no record, and both use rename, opendir, readdir, and closedir. readdir returns the address of a struct dirent record whose d_name field holds the entry's name: 8 bytes into the record on Windows and 19 on Linux, so an equ names that offset in each file. Each name is copied into its own row with strcpy, and the program sorts a list of the rows' addresses with the C library's qsort and a compare_names function, as in Lesson 2.7a, moving addresses rather than names.</w:t>
+        <w:t xml:space="preserve">Assembly has no directory tools of its own, so it makes the same C library calls as the C version of Lesson 2.13. Windows' C library names three of them _getcwd, _mkdir, and _rmdir; Linux calls them getcwd, mkdir, and </w:t>
+      </w:r>
+      <w:r>
+        <w:lastRenderedPageBreak/>
+        <w:t>rmdir. Both check existence with access (_access on Windows), which needs no record, and both use rename, opendir, readdir, and closedir. readdir returns the address of a struct dirent record whose d_name field holds the entry's name: 8 bytes into the record on Windows and 19 on Linux, so an equ names that offset in each file. Each name is copied into its own row with strcpy, and the program sorts a list of the rows' addresses with the C library's qsort and a compare_names function, as in Lesson 2.7a, movin</w:t>
+      </w:r>
+      <w:r>
+        <w:t>g addresses rather than names.</w:t>
       </w:r>
     </w:p>
     <w:p>
@@ -1495,15 +1509,15 @@
         <w:pStyle w:val="SourceCode"/>
       </w:pPr>
       <w:r>
-        <w:t>; _access checks whether a path exists, rename renames, and opendir,</w:t>
-      </w:r>
-    </w:p>
-    <w:p>
-      <w:pPr>
-        <w:pStyle w:val="SourceCode"/>
-      </w:pPr>
-      <w:r>
-        <w:t>; readdir, and closedir list a directory.</w:t>
+        <w:t>; _access checks whether a path exists, rename renames, and opendir, readdir,</w:t>
+      </w:r>
+    </w:p>
+    <w:p>
+      <w:pPr>
+        <w:pStyle w:val="SourceCode"/>
+      </w:pPr>
+      <w:r>
+        <w:t>; and closedir list a directory. Remember, extern pulls in C functions.</w:t>
       </w:r>
     </w:p>
     <w:p>
@@ -1652,7 +1666,7 @@
         <w:pStyle w:val="SourceCode"/>
       </w:pPr>
       <w:r>
-        <w:t>; Remember, equ = constant.</w:t>
+        <w:t>; Remember, equ = constant; .rdata, below, holds text that never changes.</w:t>
       </w:r>
     </w:p>
     <w:p>
@@ -2351,15 +2365,15 @@
         <w:pStyle w:val="SourceCode"/>
       </w:pPr>
       <w:r>
-        <w:t xml:space="preserve">    ; _getcwd writes the working directory's full path, an absolute path</w:t>
-      </w:r>
-    </w:p>
-    <w:p>
-      <w:pPr>
-        <w:pStyle w:val="SourceCode"/>
-      </w:pPr>
-      <w:r>
-        <w:t xml:space="preserve">    ; that starts at the top of the drive, into working.</w:t>
+        <w:t xml:space="preserve">    ; _getcwd writes the working directory's absolute path (from the top of</w:t>
+      </w:r>
+    </w:p>
+    <w:p>
+      <w:pPr>
+        <w:pStyle w:val="SourceCode"/>
+      </w:pPr>
+      <w:r>
+        <w:t xml:space="preserve">    ; the drive) into working; WORKING_SIZE tells it how many bytes fit.</w:t>
       </w:r>
     </w:p>
     <w:p>
@@ -2896,23 +2910,23 @@
         <w:pStyle w:val="SourceCode"/>
       </w:pPr>
       <w:r>
-        <w:t xml:space="preserve">    ; next entry's record, and 0 after the last one. Every listing also</w:t>
-      </w:r>
-    </w:p>
-    <w:p>
-      <w:pPr>
-        <w:pStyle w:val="SourceCode"/>
-      </w:pPr>
-      <w:r>
-        <w:t xml:space="preserve">    ; holds . (this directory) and .. (its parent), so strcmp skips them.</w:t>
-      </w:r>
-    </w:p>
-    <w:p>
-      <w:pPr>
-        <w:pStyle w:val="SourceCode"/>
-      </w:pPr>
-      <w:r>
-        <w:t xml:space="preserve">    ; r12 keeps the listing, r13 the current name, and rbx the count.</w:t>
+        <w:t xml:space="preserve">    ; next entry's record, 0 after the last; strcmp skips . (this directory)</w:t>
+      </w:r>
+    </w:p>
+    <w:p>
+      <w:pPr>
+        <w:pStyle w:val="SourceCode"/>
+      </w:pPr>
+      <w:r>
+        <w:t xml:space="preserve">    ; and .. (its parent). r12 keeps the listing, rbx the count, and r13</w:t>
+      </w:r>
+    </w:p>
+    <w:p>
+      <w:pPr>
+        <w:pStyle w:val="SourceCode"/>
+      </w:pPr>
+      <w:r>
+        <w:t xml:space="preserve">    ; the name's address: lea adds D_NAME to the record's, reading nothing.</w:t>
       </w:r>
     </w:p>
     <w:p>
@@ -3096,23 +3110,23 @@
         <w:pStyle w:val="SourceCode"/>
       </w:pPr>
       <w:r>
-        <w:t xml:space="preserve">    ; Row number rbx starts rbx * NAME_SIZE bytes into names. Its address</w:t>
-      </w:r>
-    </w:p>
-    <w:p>
-      <w:pPr>
-        <w:pStyle w:val="SourceCode"/>
-      </w:pPr>
-      <w:r>
-        <w:t xml:space="preserve">    ; goes into order at position rbx, then strcpy copies the name there.</w:t>
-      </w:r>
-    </w:p>
-    <w:p>
-      <w:pPr>
-        <w:pStyle w:val="SourceCode"/>
-      </w:pPr>
-      <w:r>
-        <w:t xml:space="preserve">    ; Remember, [rax + rbx*8] is item rbx.</w:t>
+        <w:t xml:space="preserve">    ; names has rows for only MAX_ENTRIES names, so the jge above skips any</w:t>
+      </w:r>
+    </w:p>
+    <w:p>
+      <w:pPr>
+        <w:pStyle w:val="SourceCode"/>
+      </w:pPr>
+      <w:r>
+        <w:t xml:space="preserve">    ; more. Row rbx starts rbx * NAME_SIZE bytes into names; its address goes</w:t>
+      </w:r>
+    </w:p>
+    <w:p>
+      <w:pPr>
+        <w:pStyle w:val="SourceCode"/>
+      </w:pPr>
+      <w:r>
+        <w:t xml:space="preserve">    ; into order at item rbx ([rax + rbx*8]), then strcpy copies the name.</w:t>
       </w:r>
     </w:p>
     <w:p>
@@ -3883,23 +3897,23 @@
         <w:keepNext/>
       </w:pPr>
       <w:r>
-        <w:t>; Assembly has no directory tools of its own, so it calls the same C</w:t>
-      </w:r>
-    </w:p>
-    <w:p>
-      <w:pPr>
-        <w:pStyle w:val="SourceCode"/>
-      </w:pPr>
-      <w:r>
-        <w:t>; library functions as the C version of Lesson 2.13: getcwd, access,</w:t>
-      </w:r>
-    </w:p>
-    <w:p>
-      <w:pPr>
-        <w:pStyle w:val="SourceCode"/>
-      </w:pPr>
-      <w:r>
-        <w:t>; mkdir, rename, opendir, readdir, closedir, and rmdir.</w:t>
+        <w:t>; Assembly has no directory tools, so it calls the C library functions the</w:t>
+      </w:r>
+    </w:p>
+    <w:p>
+      <w:pPr>
+        <w:pStyle w:val="SourceCode"/>
+      </w:pPr>
+      <w:r>
+        <w:t>; C version of Lesson 2.13 uses: getcwd, access, mkdir, rename, opendir,</w:t>
+      </w:r>
+    </w:p>
+    <w:p>
+      <w:pPr>
+        <w:pStyle w:val="SourceCode"/>
+      </w:pPr>
+      <w:r>
+        <w:t>; readdir, closedir, and rmdir. Remember, extern pulls in C functions.</w:t>
       </w:r>
     </w:p>
     <w:p>
@@ -4048,7 +4062,7 @@
         <w:pStyle w:val="SourceCode"/>
       </w:pPr>
       <w:r>
-        <w:t>; Remember, equ = constant.</w:t>
+        <w:t>; Remember, equ = constant; .rodata, below, holds text that never changes.</w:t>
       </w:r>
     </w:p>
     <w:p>
@@ -4755,23 +4769,23 @@
         <w:pStyle w:val="SourceCode"/>
       </w:pPr>
       <w:r>
-        <w:t xml:space="preserve">    ; getcwd writes the working directory's full path, an absolute path</w:t>
-      </w:r>
-    </w:p>
-    <w:p>
-      <w:pPr>
-        <w:pStyle w:val="SourceCode"/>
-      </w:pPr>
-      <w:r>
-        <w:t xml:space="preserve">    ; that starts at /, into working. Remember, eax = 0 tells printf no</w:t>
-      </w:r>
-    </w:p>
-    <w:p>
-      <w:pPr>
-        <w:pStyle w:val="SourceCode"/>
-      </w:pPr>
-      <w:r>
-        <w:t xml:space="preserve">    ; xmm registers are used.</w:t>
+        <w:t xml:space="preserve">    ; getcwd writes the working directory's absolute path (it starts at /)</w:t>
+      </w:r>
+    </w:p>
+    <w:p>
+      <w:pPr>
+        <w:pStyle w:val="SourceCode"/>
+      </w:pPr>
+      <w:r>
+        <w:t xml:space="preserve">    ; into working; WORKING_SIZE tells it how many bytes fit. Remember,</w:t>
+      </w:r>
+    </w:p>
+    <w:p>
+      <w:pPr>
+        <w:pStyle w:val="SourceCode"/>
+      </w:pPr>
+      <w:r>
+        <w:t xml:space="preserve">    ; eax = 0 tells printf no xmm registers are used.</w:t>
       </w:r>
     </w:p>
     <w:p>
@@ -5396,23 +5410,23 @@
         <w:pStyle w:val="SourceCode"/>
       </w:pPr>
       <w:r>
-        <w:t xml:space="preserve">    ; next entry's record, and 0 after the last one. Every listing also</w:t>
-      </w:r>
-    </w:p>
-    <w:p>
-      <w:pPr>
-        <w:pStyle w:val="SourceCode"/>
-      </w:pPr>
-      <w:r>
-        <w:t xml:space="preserve">    ; holds . (this directory) and .. (its parent), so strcmp skips them.</w:t>
-      </w:r>
-    </w:p>
-    <w:p>
-      <w:pPr>
-        <w:pStyle w:val="SourceCode"/>
-      </w:pPr>
-      <w:r>
-        <w:t xml:space="preserve">    ; r12 keeps the listing, r13 the current name, and rbx the count.</w:t>
+        <w:t xml:space="preserve">    ; next entry's record, 0 after the last; strcmp skips . (this directory)</w:t>
+      </w:r>
+    </w:p>
+    <w:p>
+      <w:pPr>
+        <w:pStyle w:val="SourceCode"/>
+      </w:pPr>
+      <w:r>
+        <w:t xml:space="preserve">    ; and .. (its parent). r12 keeps the listing, rbx the count, and r13</w:t>
+      </w:r>
+    </w:p>
+    <w:p>
+      <w:pPr>
+        <w:pStyle w:val="SourceCode"/>
+      </w:pPr>
+      <w:r>
+        <w:t xml:space="preserve">    ; the name's address: lea adds D_NAME to the record's, reading nothing.</w:t>
       </w:r>
     </w:p>
     <w:p>
@@ -5596,23 +5610,23 @@
         <w:pStyle w:val="SourceCode"/>
       </w:pPr>
       <w:r>
-        <w:t xml:space="preserve">    ; Row number rbx starts rbx * NAME_SIZE bytes into names. Its address</w:t>
-      </w:r>
-    </w:p>
-    <w:p>
-      <w:pPr>
-        <w:pStyle w:val="SourceCode"/>
-      </w:pPr>
-      <w:r>
-        <w:t xml:space="preserve">    ; goes into order at position rbx, then strcpy copies the name there.</w:t>
-      </w:r>
-    </w:p>
-    <w:p>
-      <w:pPr>
-        <w:pStyle w:val="SourceCode"/>
-      </w:pPr>
-      <w:r>
-        <w:t xml:space="preserve">    ; Remember, [rax + rbx*8] is item rbx.</w:t>
+        <w:t xml:space="preserve">    ; names has rows for only MAX_ENTRIES names, so the jge above skips any</w:t>
+      </w:r>
+    </w:p>
+    <w:p>
+      <w:pPr>
+        <w:pStyle w:val="SourceCode"/>
+      </w:pPr>
+      <w:r>
+        <w:t xml:space="preserve">    ; more. Row rbx starts rbx * NAME_SIZE bytes into names; its address goes</w:t>
+      </w:r>
+    </w:p>
+    <w:p>
+      <w:pPr>
+        <w:pStyle w:val="SourceCode"/>
+      </w:pPr>
+      <w:r>
+        <w:t xml:space="preserve">    ; into order at item rbx ([rax + rbx*8]), then strcpy copies the name.</w:t>
       </w:r>
     </w:p>
     <w:p>
@@ -6294,7 +6308,6 @@
     <w:p>
       <w:pPr>
         <w:pStyle w:val="SourceCode"/>
-        <w:keepNext/>
       </w:pPr>
       <w:r>
         <w:t xml:space="preserve">    pop r12</w:t>
@@ -6303,7 +6316,6 @@
     <w:p>
       <w:pPr>
         <w:pStyle w:val="SourceCode"/>
-        <w:keepNext/>
       </w:pPr>
       <w:r>
         <w:t xml:space="preserve">    pop rbx</w:t>
@@ -6312,9 +6324,33 @@
     <w:p>
       <w:pPr>
         <w:pStyle w:val="SourceCode"/>
+        <w:keepNext/>
       </w:pPr>
       <w:r>
         <w:t xml:space="preserve">    ret</w:t>
+      </w:r>
+    </w:p>
+    <w:p>
+      <w:pPr>
+        <w:pStyle w:val="SourceCode"/>
+        <w:keepNext/>
+      </w:pPr>
+    </w:p>
+    <w:p>
+      <w:pPr>
+        <w:pStyle w:val="SourceCode"/>
+        <w:keepNext/>
+      </w:pPr>
+      <w:r>
+        <w:t>; Remember, this marks the stack as not executable, as Linux linkers expect.</w:t>
+      </w:r>
+    </w:p>
+    <w:p>
+      <w:pPr>
+        <w:pStyle w:val="SourceCode"/>
+      </w:pPr>
+      <w:r>
+        <w:t>section .note.GNU-stack noalloc noexec nowrite progbits</w:t>
       </w:r>
     </w:p>
     <w:p>
@@ -6637,7 +6673,10 @@
     </w:p>
     <w:p>
       <w:r>
-        <w:t>The production-minded version prints the same lines. The subdirectory names live in one dq list, subdirectories, whose count equ works out, so the program creates and removes them with loops. directory_exists wraps _access, join_path wraps snprintf, report_failure prints an Error line on stderr, and list_entries lists and sorts a directory and returns the count in rax, or -1 when it cannot open the directory. main checks every return code and, on a failure, reports it and returns 1, as parse_port's caller did in Lesson 2.11a.</w:t>
+        <w:t>The production-minded version prints the same lines. The subdirectory names live in one dq list, subdirectories, whose count equ works out, so the program creates and removes them with loops. directory_exists wraps _access, join_path wraps snprintf, report_failure prints an Error line on stderr, and list_entries lists and sorts a directory and returns the count in rax, or -1 when it cannot open the directory. main checks every return code and, on a failure, reports it and returns 1, as parse_port's caller d</w:t>
+      </w:r>
+      <w:r>
+        <w:t>id in Lesson 2.11a.</w:t>
       </w:r>
     </w:p>
     <w:p>
@@ -6668,15 +6707,15 @@
         <w:keepNext/>
       </w:pPr>
       <w:r>
-        <w:t>; Remember, Assembly calls the C library for directories; Windows names</w:t>
-      </w:r>
-    </w:p>
-    <w:p>
-      <w:pPr>
-        <w:pStyle w:val="SourceCode"/>
-      </w:pPr>
-      <w:r>
-        <w:t>; three of the functions _getcwd, _mkdir, and _rmdir.</w:t>
+        <w:t>; Remember, Assembly calls the C library for directories (extern pulls each</w:t>
+      </w:r>
+    </w:p>
+    <w:p>
+      <w:pPr>
+        <w:pStyle w:val="SourceCode"/>
+      </w:pPr>
+      <w:r>
+        <w:t>; in); Windows names three of them _getcwd, _mkdir, and _rmdir.</w:t>
       </w:r>
     </w:p>
     <w:p>
@@ -6825,15 +6864,15 @@
         <w:pStyle w:val="SourceCode"/>
       </w:pPr>
       <w:r>
-        <w:t>; Remember, equ = constant; on Windows d_name starts 8 bytes into a</w:t>
-      </w:r>
-    </w:p>
-    <w:p>
-      <w:pPr>
-        <w:pStyle w:val="SourceCode"/>
-      </w:pPr>
-      <w:r>
-        <w:t>; struct dirent record and holds up to 260 bytes.</w:t>
+        <w:t>; Remember, equ = constant; on Windows d_name starts 8 bytes into a struct</w:t>
+      </w:r>
+    </w:p>
+    <w:p>
+      <w:pPr>
+        <w:pStyle w:val="SourceCode"/>
+      </w:pPr>
+      <w:r>
+        <w:t>; dirent record and holds up to 260 bytes. .rdata's text never changes.</w:t>
       </w:r>
     </w:p>
     <w:p>
@@ -7415,7 +7454,7 @@
         <w:pStyle w:val="SourceCode"/>
       </w:pPr>
       <w:r>
-        <w:t>; snprintf's fifth value goes at [rsp + 32].</w:t>
+        <w:t>; sub rsp, 56: scratch space, the fifth value at [rsp + 32], and 16 spare bytes.</w:t>
       </w:r>
     </w:p>
     <w:p>
@@ -7524,15 +7563,15 @@
         <w:pStyle w:val="SourceCode"/>
       </w:pPr>
       <w:r>
-        <w:t>; Remember, __acrt_iob_func(2) gives stderr, and fprintf takes the stream</w:t>
-      </w:r>
-    </w:p>
-    <w:p>
-      <w:pPr>
-        <w:pStyle w:val="SourceCode"/>
-      </w:pPr>
-      <w:r>
-        <w:t>; first.</w:t>
+        <w:t>; Remember, __acrt_iob_func(2) gives stderr, fprintf takes it first; rbx and</w:t>
+      </w:r>
+    </w:p>
+    <w:p>
+      <w:pPr>
+        <w:pStyle w:val="SourceCode"/>
+      </w:pPr>
+      <w:r>
+        <w:t>; r12 keep the format and path across the call (pushed, popped in reverse).</w:t>
       </w:r>
     </w:p>
     <w:p>
@@ -7814,15 +7853,15 @@
         <w:pStyle w:val="SourceCode"/>
       </w:pPr>
       <w:r>
-        <w:t>; Remember, readdir returns 0 after the last entry, . and .. are skipped,</w:t>
-      </w:r>
-    </w:p>
-    <w:p>
-      <w:pPr>
-        <w:pStyle w:val="SourceCode"/>
-      </w:pPr>
-      <w:r>
-        <w:t>; and qsort sorts order with compare_names (Lesson 2.7a).</w:t>
+        <w:t>; Remember, readdir returns 0 after the last entry; . and .., and names past</w:t>
+      </w:r>
+    </w:p>
+    <w:p>
+      <w:pPr>
+        <w:pStyle w:val="SourceCode"/>
+      </w:pPr>
+      <w:r>
+        <w:t>; the MAX_ENTRIES rows, are skipped; qsort sorts order (Lesson 2.7a).</w:t>
       </w:r>
     </w:p>
     <w:p>
@@ -9793,15 +9832,15 @@
         <w:keepNext/>
       </w:pPr>
       <w:r>
-        <w:t>; Remember, Assembly calls the C library for directories: getcwd, access,</w:t>
-      </w:r>
-    </w:p>
-    <w:p>
-      <w:pPr>
-        <w:pStyle w:val="SourceCode"/>
-      </w:pPr>
-      <w:r>
-        <w:t>; mkdir, rename, opendir, readdir, closedir, and rmdir.</w:t>
+        <w:t>; Remember, Assembly calls the C library for directories, pulled in with</w:t>
+      </w:r>
+    </w:p>
+    <w:p>
+      <w:pPr>
+        <w:pStyle w:val="SourceCode"/>
+      </w:pPr>
+      <w:r>
+        <w:t>; extern: getcwd, access, mkdir, rename, opendir, readdir, closedir, rmdir.</w:t>
       </w:r>
     </w:p>
     <w:p>
@@ -10059,7 +10098,7 @@
         <w:pStyle w:val="SourceCode"/>
       </w:pPr>
       <w:r>
-        <w:t xml:space="preserve">    ; Linux's separator is /.</w:t>
+        <w:t xml:space="preserve">    ; Remember, .rodata holds text that never changes; Linux's separator is /.</w:t>
       </w:r>
     </w:p>
     <w:p>
@@ -10540,7 +10579,7 @@
         <w:pStyle w:val="SourceCode"/>
       </w:pPr>
       <w:r>
-        <w:t>; Linux passes snprintf's fifth value in r8.</w:t>
+        <w:t>; Remember, Linux passes the fifth value in r8, and eax = 0: no xmm registers.</w:t>
       </w:r>
     </w:p>
     <w:p>
@@ -10867,23 +10906,23 @@
         <w:pStyle w:val="SourceCode"/>
       </w:pPr>
       <w:r>
-        <w:t>; Remember, readdir returns 0 after the last entry, . and .. are skipped,</w:t>
-      </w:r>
-    </w:p>
-    <w:p>
-      <w:pPr>
-        <w:pStyle w:val="SourceCode"/>
-      </w:pPr>
-      <w:r>
-        <w:t>; and qsort sorts order with compare_names (Lesson 2.7a). Three pushes</w:t>
-      </w:r>
-    </w:p>
-    <w:p>
-      <w:pPr>
-        <w:pStyle w:val="SourceCode"/>
-      </w:pPr>
-      <w:r>
-        <w:t>; keep the stack aligned.</w:t>
+        <w:t>; Remember, readdir returns 0 after the last entry; . and .., and names past</w:t>
+      </w:r>
+    </w:p>
+    <w:p>
+      <w:pPr>
+        <w:pStyle w:val="SourceCode"/>
+      </w:pPr>
+      <w:r>
+        <w:t>; the MAX_ENTRIES rows, are skipped; qsort sorts order (Lesson 2.7a). The</w:t>
+      </w:r>
+    </w:p>
+    <w:p>
+      <w:pPr>
+        <w:pStyle w:val="SourceCode"/>
+      </w:pPr>
+      <w:r>
+        <w:t>; three pushes keep rbx, r12, r13 for the caller and the stack aligned.</w:t>
       </w:r>
     </w:p>
     <w:p>
@@ -12814,7 +12853,6 @@
     <w:p>
       <w:pPr>
         <w:pStyle w:val="SourceCode"/>
-        <w:keepNext/>
       </w:pPr>
       <w:r>
         <w:t xml:space="preserve">    pop r12</w:t>
@@ -12823,7 +12861,6 @@
     <w:p>
       <w:pPr>
         <w:pStyle w:val="SourceCode"/>
-        <w:keepNext/>
       </w:pPr>
       <w:r>
         <w:t xml:space="preserve">    pop rbx</w:t>
@@ -12832,9 +12869,33 @@
     <w:p>
       <w:pPr>
         <w:pStyle w:val="SourceCode"/>
+        <w:keepNext/>
       </w:pPr>
       <w:r>
         <w:t xml:space="preserve">    ret</w:t>
+      </w:r>
+    </w:p>
+    <w:p>
+      <w:pPr>
+        <w:pStyle w:val="SourceCode"/>
+        <w:keepNext/>
+      </w:pPr>
+    </w:p>
+    <w:p>
+      <w:pPr>
+        <w:pStyle w:val="SourceCode"/>
+        <w:keepNext/>
+      </w:pPr>
+      <w:r>
+        <w:t>; Remember, this marks the stack as not executable, as Linux linkers expect.</w:t>
+      </w:r>
+    </w:p>
+    <w:p>
+      <w:pPr>
+        <w:pStyle w:val="SourceCode"/>
+      </w:pPr>
+      <w:r>
+        <w:t>section .note.GNU-stack noalloc noexec nowrite progbits</w:t>
       </w:r>
     </w:p>
     <w:p>
@@ -14644,7 +14705,7 @@
         <w:pStyle w:val="SourceCode"/>
       </w:pPr>
       <w:r>
-        <w:t>// created: an array of 2 pieces of fixed text.</w:t>
+        <w:t>// created: an array of fixed text; the number after ; is its length.</w:t>
       </w:r>
     </w:p>
     <w:p>
@@ -16145,7 +16206,10 @@
     </w:p>
     <w:p>
       <w:r>
-        <w:t>Start with the most direct version: main checks that both names are free with filelib:is_file, prints file:get_cwd(), creates spa-sandbox with file:make_dir, renames it with file:rename, joins the two inner paths with filename:join, lists spa-inventory with file:list_dir, sorts with lists:sort, prints with print_entries, and removes the three directories with file:del_dir. It matches only the success pattern, such as ok = file:make_dir(...), so a failure stops the program with a badmatch error. Every step is commented, so read the comments as you type it.</w:t>
+        <w:t>Start with the most direct version: main checks that both names are free with filelib:is_file, prints file:get_cwd(), creates spa-sandbox with file:make_dir, renames it with file:rename, joins the two inner paths with filename:join, lists spa-inventory with file:list_dir, sorts with lists:sort, prints with print_entries, and removes the three directories with file:del_dir. It matches only the success pattern, such as ok = file:make_dir(...), so a failure stops the program with a badmatch error. Every step i</w:t>
+      </w:r>
+      <w:r>
+        <w:t>s commented, so read the comments as you type it.</w:t>
       </w:r>
     </w:p>
     <w:p>
@@ -17347,7 +17411,10 @@
     </w:p>
     <w:p>
       <w:r>
-        <w:t>The production-minded version prints the same lines. The subdirectory names live in one -define macro, SUBDIRECTORIES, so create_all and remove_all walk the list. check turns an operation's {error, Reason} into {error, Message}, and list_entries returns {ok, Names} or {error, Message}, as parse_port did in Lesson 2.11a. The work runs as five steps, show_working through remove_sandbox: each prints its lines and then calls the next, or hands back the first {error, Message}, so nothing after a failure runs. main prints that one Error line and calls init:stop(1). Remember, init:stop(1) lets every printed line reach the screen before exit code 1, so it is the last thing main does.</w:t>
+        <w:t>The production-minded version prints the same lines. The subdirectory names live in one -define macro, SUBDIRECTORIES, so create_all and remove_all walk the list. check turns an operation's {error, Reason} into {error, Message}, and list_entries returns {ok, Names} or {error, Message}, as parse_port did in Lesson 2.11a. The work runs as five steps, show_working through remove_sandbox: each prints its lines and then calls the next, or hands back the first {error, Message}, so nothing after a failure runs. ma</w:t>
+      </w:r>
+      <w:r>
+        <w:t>in prints that one Error line and calls init:stop(1). Remember, init:stop(1) lets every printed line reach the screen before exit code 1, so it is the last thing main does.</w:t>
       </w:r>
     </w:p>
     <w:p>
@@ -17429,31 +17496,31 @@
         <w:pStyle w:val="SourceCode"/>
       </w:pPr>
       <w:r>
-        <w:t>%% with one line saying what could not be done when it returned</w:t>
-      </w:r>
-    </w:p>
-    <w:p>
-      <w:pPr>
-        <w:pStyle w:val="SourceCode"/>
-      </w:pPr>
-      <w:r>
-        <w:t>%% {error, Reason}. ~p prints any value, here the reason, an atom such as</w:t>
-      </w:r>
-    </w:p>
-    <w:p>
-      <w:pPr>
-        <w:pStyle w:val="SourceCode"/>
-      </w:pPr>
-      <w:r>
-        <w:t>%% eexist or eacces. Remember, case runs the first branch whose pattern</w:t>
-      </w:r>
-    </w:p>
-    <w:p>
-      <w:pPr>
-        <w:pStyle w:val="SourceCode"/>
-      </w:pPr>
-      <w:r>
-        <w:t>%% fits.</w:t>
+        <w:t>%% when it returned {error, Reason}. Remember, -spec documents the types,</w:t>
+      </w:r>
+    </w:p>
+    <w:p>
+      <w:pPr>
+        <w:pStyle w:val="SourceCode"/>
+      </w:pPr>
+      <w:r>
+        <w:t>%% and term() means any value. ~p prints any value, here the reason, an</w:t>
+      </w:r>
+    </w:p>
+    <w:p>
+      <w:pPr>
+        <w:pStyle w:val="SourceCode"/>
+      </w:pPr>
+      <w:r>
+        <w:t>%% atom such as eexist; io_lib:format returns text as a nested list, which</w:t>
+      </w:r>
+    </w:p>
+    <w:p>
+      <w:pPr>
+        <w:pStyle w:val="SourceCode"/>
+      </w:pPr>
+      <w:r>
+        <w:t>%% lists:flatten makes one string. case runs the first branch that fits.</w:t>
       </w:r>
     </w:p>
     <w:p>
@@ -19461,7 +19528,10 @@
     </w:p>
     <w:p>
       <w:r>
-        <w:t>A contract on a real chain has no files or directories at all. Foundry's vm adds directory cheatcodes that work only while forge runs a script: exists, createDir, readDir, removeDir, and projectRoot. They work only where foundry.toml's fs_permissions allows, here the solidity folder, and a relative path starts from the project root, the folder holding foundry.toml. So this script's sandbox is .\solidity\spa-sandbox, and it prints its Project root instead of a working directory. Solidity cannot tell which system it runs on, so it joins paths with /, which Windows, Linux, and macOS all accept. Foundry has no rename cheatcode, so the script creates spa-inventory and removes the still-empty spa-sandbox, which leaves the same result for an empty directory. A failure is a revert, which forge reports on the error stream as Error: script failed: with exit code 1.</w:t>
+        <w:t>A contract on a real chain has no files or directories at all. Foundry's vm adds directory cheatcodes that work only while forge runs a script: exists, createDir, readDir, removeDir, and projectRoot. They work only where foundry.toml's fs_permissions allows, here the solidity folder, and a relative path starts from the project root, the folder holding foundry.toml. So this script's sandbox is .\solidity\spa-sandbox, and it prints its Project root instead of a working directory. Solidity cannot tell which sy</w:t>
+      </w:r>
+      <w:r>
+        <w:t>stem it runs on, so it joins paths with /, which Windows, Linux, and macOS all accept. Foundry has no rename cheatcode, so the script creates spa-inventory and removes the still-empty spa-sandbox, which leaves the same result for an empty directory. A failure is a revert, which forge reports on the error stream as Error: script failed: with exit code 1.</w:t>
       </w:r>
     </w:p>
     <w:p>
@@ -20471,15 +20541,7 @@
         <w:pStyle w:val="SourceCode"/>
       </w:pPr>
       <w:r>
-        <w:t xml:space="preserve">        // order. Remember, the inner loop runs in full for each pass of the</w:t>
-      </w:r>
-    </w:p>
-    <w:p>
-      <w:pPr>
-        <w:pStyle w:val="SourceCode"/>
-      </w:pPr>
-      <w:r>
-        <w:t xml:space="preserve">        // outer loop (Lesson 2.5a). This swap sort is new: for each</w:t>
+        <w:t xml:space="preserve">        // order. Remember, the swap sort from Lesson 2.7a: for each</w:t>
       </w:r>
     </w:p>
     <w:p>
@@ -20495,7 +20557,15 @@
         <w:pStyle w:val="SourceCode"/>
       </w:pPr>
       <w:r>
-        <w:t xml:space="preserve">        // swaps the two when the later one comes first.</w:t>
+        <w:t xml:space="preserve">        // swaps the two (held keeps one name while the other moves) when</w:t>
+      </w:r>
+    </w:p>
+    <w:p>
+      <w:pPr>
+        <w:pStyle w:val="SourceCode"/>
+      </w:pPr>
+      <w:r>
+        <w:t xml:space="preserve">        // the later one comes first.</w:t>
       </w:r>
     </w:p>
     <w:p>
@@ -21500,23 +21570,23 @@
         <w:pStyle w:val="SourceCode"/>
       </w:pPr>
       <w:r>
-        <w:t xml:space="preserve">    /// Lists the immediate entries of a directory, sorted. Remember, the</w:t>
-      </w:r>
-    </w:p>
-    <w:p>
-      <w:pPr>
-        <w:pStyle w:val="SourceCode"/>
-      </w:pPr>
-      <w:r>
-        <w:t xml:space="preserve">    /// system promises no order, so each later name that comes first swaps</w:t>
-      </w:r>
-    </w:p>
-    <w:p>
-      <w:pPr>
-        <w:pStyle w:val="SourceCode"/>
-      </w:pPr>
-      <w:r>
-        <w:t xml:space="preserve">    /// places with the one at position.</w:t>
+        <w:t xml:space="preserve">    /// Lists a directory's immediate entries, sorted; view, because readDir</w:t>
+      </w:r>
+    </w:p>
+    <w:p>
+      <w:pPr>
+        <w:pStyle w:val="SourceCode"/>
+      </w:pPr>
+      <w:r>
+        <w:t xml:space="preserve">    /// only reads. returns (string[] memory entries) names the result: the</w:t>
+      </w:r>
+    </w:p>
+    <w:p>
+      <w:pPr>
+        <w:pStyle w:val="SourceCode"/>
+      </w:pPr>
+      <w:r>
+        <w:t xml:space="preserve">    /// function fills entries and hands it back at its end, with no return.</w:t>
       </w:r>
     </w:p>
     <w:p>
@@ -21532,7 +21602,7 @@
         <w:pStyle w:val="SourceCode"/>
       </w:pPr>
       <w:r>
-        <w:t xml:space="preserve">    /// @return entries the names, in character-code (ordinal) order</w:t>
+        <w:t xml:space="preserve">    /// @return entries the names, swap-sorted (the system promises no order)</w:t>
       </w:r>
     </w:p>
     <w:p>
@@ -21729,15 +21799,15 @@
         <w:pStyle w:val="SourceCode"/>
       </w:pPr>
       <w:r>
-        <w:t xml:space="preserve">    /// Creates one directory, or reverts with a plain message. Remember,</w:t>
-      </w:r>
-    </w:p>
-    <w:p>
-      <w:pPr>
-        <w:pStyle w:val="SourceCode"/>
-      </w:pPr>
-      <w:r>
-        <w:t xml:space="preserve">    /// try/catch works around a call to another contract, and vm is one.</w:t>
+        <w:t xml:space="preserve">    /// Creates one directory, or reverts with a plain message. Remember, try</w:t>
+      </w:r>
+    </w:p>
+    <w:p>
+      <w:pPr>
+        <w:pStyle w:val="SourceCode"/>
+      </w:pPr>
+      <w:r>
+        <w:t xml:space="preserve">    /// needs a call to another contract, here vm; the empty {} runs on success.</w:t>
       </w:r>
     </w:p>
     <w:p>
@@ -21912,7 +21982,7 @@
         <w:pStyle w:val="SourceCode"/>
       </w:pPr>
       <w:r>
-        <w:t xml:space="preserve">        // are created: a fixed array of 2 texts in memory.</w:t>
+        <w:t xml:space="preserve">        // are created: a fixed array in memory; the number in [ ] is its length.</w:t>
       </w:r>
     </w:p>
     <w:p>
@@ -22747,7 +22817,10 @@
         <w:keepNext/>
       </w:pPr>
       <w:r>
-        <w:t>Now prove that the script never touches a directory it did not create. The first line creates .\solidity\spa-sandbox by hand, standing in for a folder that was already there: New-Item -ItemType Directory creates a directory, and | Out-Null hides the listing New-Item prints. The script's sandbox lives in the solidity folder, so that is where the directory is made. Then the script runs, $LASTEXITCODE shows its exit code, Test-Path checks that the directory is still there, and Remove-Item removes the directory you created, so the folder is as it was.</w:t>
+        <w:t>Now prove that the script never touches a directory it did not create. The first line creates .\solidity\spa-sandbox by hand, standing in for a folder that was already there: New-Item -ItemType Directory creates a directory, and | Out-Null hides the listing New-Item prints. The script's sandbox lives in the solidity folder, so that is where the directory is made. Then the script runs, $LASTEXITCODE shows its exit code, Test-Path checks that the directory is still there, and Remove-Item removes the directory</w:t>
+      </w:r>
+      <w:r>
+        <w:t xml:space="preserve"> you created, so the folder is as it was.</w:t>
       </w:r>
     </w:p>
     <w:p>
@@ -23530,7 +23603,10 @@
     </w:p>
     <w:p>
       <w:r>
-        <w:t>As in Lesson 2.13, the System Information Utility reuses the Working directory line in the environment part of its report, and the directory_exists and list_entries pieces to check a path and list a folder the same way on every run. Assembly's list_entries shows what every directory listing does inside: open, read records until there are none, skip . and .., copy each name, and sort. The Chapter 3 file explorer builds on that listing, and Lessons 2.14 through 2.16 reuse the safety workflow: check first, change only what the program owns, and give the learner a direct way to undo it.</w:t>
+        <w:t>As in Lesson 2.13, the System Information Utility reuses the Working directory line in the environment part of its report, and the directory_exists and list_entries pieces to check a path and list a folder the same way on every run. Assembly's list_entries shows what every directory listing does inside: open, read records until there are none, skip . and .., copy each name, and sort. The Chapter 3 file explorer builds on that listing, and Lessons 2.14a through 2.16a reuse the safety workflow: check first, c</w:t>
+      </w:r>
+      <w:r>
+        <w:t>hange only what the program owns, and give the learner a direct way to undo it.</w:t>
       </w:r>
     </w:p>
     <w:p>
@@ -24372,7 +24448,10 @@
     </w:p>
     <w:p>
       <w:r>
-        <w:t>Every language creates, checks, renames, lists, and removes directories, sorts the listing because the system promises no order, and removes the inner directories first. Assembly shows the C library's records underneath, Rust and Erlang wrap them in safe, complete tools, and Solidity reaches directories only through Foundry, inside one permitted folder. Every program checks first and touches only what it creates, and each failure is reported the way Lesson 2.11a taught. Lesson 2.14a turns to environment information: reading, setting, and removing a lesson-specific environment variable for the running program.</w:t>
+        <w:t>Every language creates, checks, renames, lists, and removes directories, sorts the listing because the system promises no order, and removes the inner directories first. Assembly shows the C library's records underneath, Rust and Erlang wrap them in safe, complete tools, and Solidity reaches directories only through Foundry, inside one permitted folder. Every program checks first and touches only what it creates, and each failure is reported the way Lesson 2.11a taught. Lesson 2.14a turns to environment inf</w:t>
+      </w:r>
+      <w:r>
+        <w:t>ormation: reading, setting, and removing a lesson-specific environment variable for the running program.</w:t>
       </w:r>
     </w:p>
     <w:sectPr>
@@ -24558,31 +24637,31 @@
       </w:rPr>
     </w:lvl>
   </w:abstractNum>
-  <w:num w:numId="1" w16cid:durableId="1359817896">
+  <w:num w:numId="1" w16cid:durableId="715662577">
     <w:abstractNumId w:val="8"/>
   </w:num>
-  <w:num w:numId="2" w16cid:durableId="317391670">
+  <w:num w:numId="2" w16cid:durableId="1907912649">
     <w:abstractNumId w:val="6"/>
   </w:num>
-  <w:num w:numId="3" w16cid:durableId="2007856544">
+  <w:num w:numId="3" w16cid:durableId="639965755">
     <w:abstractNumId w:val="5"/>
   </w:num>
-  <w:num w:numId="4" w16cid:durableId="710769801">
+  <w:num w:numId="4" w16cid:durableId="1808889904">
     <w:abstractNumId w:val="4"/>
   </w:num>
-  <w:num w:numId="5" w16cid:durableId="1488936511">
+  <w:num w:numId="5" w16cid:durableId="1798646480">
     <w:abstractNumId w:val="7"/>
   </w:num>
-  <w:num w:numId="6" w16cid:durableId="1979650957">
+  <w:num w:numId="6" w16cid:durableId="628364530">
     <w:abstractNumId w:val="3"/>
   </w:num>
-  <w:num w:numId="7" w16cid:durableId="800540731">
+  <w:num w:numId="7" w16cid:durableId="674041031">
     <w:abstractNumId w:val="2"/>
   </w:num>
-  <w:num w:numId="8" w16cid:durableId="1451588807">
+  <w:num w:numId="8" w16cid:durableId="895581365">
     <w:abstractNumId w:val="1"/>
   </w:num>
-  <w:num w:numId="9" w16cid:durableId="1887908645">
+  <w:num w:numId="9" w16cid:durableId="1173641290">
     <w:abstractNumId w:val="0"/>
   </w:num>
 </w:numbering>
